--- a/2026-05-08-Sascha-Rose-CV-de.docx
+++ b/2026-05-08-Sascha-Rose-CV-de.docx
@@ -54,7 +54,7 @@
             <w:pPr>
               <w:spacing w:after="60"/>
             </w:pPr>
-            <w:hyperlink w:history="1" r:id="rId3sqn8ntr3j81piqvdh4gy">
+            <w:hyperlink w:history="1" r:id="rId3yxugs-rlfuk5_amfctfx">
               <w:r>
                 <w:rPr>
                   <w:rStyle w:val="Hyperlink"/>
@@ -68,7 +68,7 @@
             <w:pPr>
               <w:spacing w:after="60"/>
             </w:pPr>
-            <w:hyperlink w:history="1" r:id="rId_agkf-qjscppen3ipozhq">
+            <w:hyperlink w:history="1" r:id="rIdvhgpvye49l1btsjv1qj_d">
               <w:r>
                 <w:rPr>
                   <w:rStyle w:val="Hyperlink"/>
@@ -90,7 +90,7 @@
             <w:pPr>
               <w:spacing w:after="60"/>
             </w:pPr>
-            <w:hyperlink w:history="1" r:id="rIdwjp4i29tpmvkgzd1210_a">
+            <w:hyperlink w:history="1" r:id="rIdjtgcd-g0kude4elt7rd_q">
               <w:r>
                 <w:rPr>
                   <w:rStyle w:val="Hyperlink"/>
@@ -104,7 +104,7 @@
             <w:pPr>
               <w:spacing w:after="60"/>
             </w:pPr>
-            <w:hyperlink w:history="1" r:id="rIdbn_dcpwbbyootbsbtz4lo">
+            <w:hyperlink w:history="1" r:id="rIdiwifurlc3xgifhsqoljsj">
               <w:r>
                 <w:rPr>
                   <w:rStyle w:val="Hyperlink"/>
@@ -397,7 +397,7 @@
         </w:rPr>
         <w:t xml:space="preserve">Links: </w:t>
       </w:r>
-      <w:hyperlink w:history="1" r:id="rIdgbycskol1uik45qakysm_">
+      <w:hyperlink w:history="1" r:id="rIdaakxvlae6tkrnpico3yzd">
         <w:r>
           <w:rPr>
             <w:rStyle w:val="Hyperlink"/>
@@ -409,7 +409,7 @@
       <w:r>
         <w:t xml:space="preserve">, </w:t>
       </w:r>
-      <w:hyperlink w:history="1" r:id="rIde8tn-t6zxw28qdqiaxcg8">
+      <w:hyperlink w:history="1" r:id="rId-dantgt3ogtmxsirv6sny">
         <w:r>
           <w:rPr>
             <w:rStyle w:val="Hyperlink"/>
@@ -421,7 +421,7 @@
       <w:r>
         <w:t xml:space="preserve">, </w:t>
       </w:r>
-      <w:hyperlink w:history="1" r:id="rIdpym32w1r6bkvaqzlp1g0a">
+      <w:hyperlink w:history="1" r:id="rIdivazwxv-fs2iwnjjkl114">
         <w:r>
           <w:rPr>
             <w:rStyle w:val="Hyperlink"/>

--- a/2026-05-08-Sascha-Rose-CV-de.docx
+++ b/2026-05-08-Sascha-Rose-CV-de.docx
@@ -54,7 +54,7 @@
             <w:pPr>
               <w:spacing w:after="60"/>
             </w:pPr>
-            <w:hyperlink w:history="1" r:id="rId3yxugs-rlfuk5_amfctfx">
+            <w:hyperlink w:history="1" r:id="rIdfjiozmaejeq4-olkpohgt">
               <w:r>
                 <w:rPr>
                   <w:rStyle w:val="Hyperlink"/>
@@ -68,7 +68,7 @@
             <w:pPr>
               <w:spacing w:after="60"/>
             </w:pPr>
-            <w:hyperlink w:history="1" r:id="rIdvhgpvye49l1btsjv1qj_d">
+            <w:hyperlink w:history="1" r:id="rIdo3koepcpzxmrhl_kgnxyj">
               <w:r>
                 <w:rPr>
                   <w:rStyle w:val="Hyperlink"/>
@@ -90,7 +90,7 @@
             <w:pPr>
               <w:spacing w:after="60"/>
             </w:pPr>
-            <w:hyperlink w:history="1" r:id="rIdjtgcd-g0kude4elt7rd_q">
+            <w:hyperlink w:history="1" r:id="rId31vd8viqac2qs6moxqmxt">
               <w:r>
                 <w:rPr>
                   <w:rStyle w:val="Hyperlink"/>
@@ -104,7 +104,7 @@
             <w:pPr>
               <w:spacing w:after="60"/>
             </w:pPr>
-            <w:hyperlink w:history="1" r:id="rIdiwifurlc3xgifhsqoljsj">
+            <w:hyperlink w:history="1" r:id="rIdnofalcc-znrrb7zfx1kbz">
               <w:r>
                 <w:rPr>
                   <w:rStyle w:val="Hyperlink"/>
@@ -210,7 +210,7 @@
         <w:spacing w:after="120"/>
       </w:pPr>
       <w:r>
-        <w:t xml:space="preserve">Ich bin Generalist — IT-Experte und Full-Stack-Entwickler mit über 20 Jahren Erfahrung in Softwareentwicklung, Architektur und IT-Betrieb. Mein Schwerpunkt liegt auf modernen Web-, App-, Server- und Cloud-Technologien — mit dem Ziel, skalierbare, robuste und wartbare Systeme zu entwerfen.</w:t>
+        <w:t xml:space="preserve">Ich bin Full-Stack-Entwickler und IT-Generalist mit über 20 Jahren Erfahrung in Softwareentwicklung, Architektur und IT-Betrieb. Mein Schwerpunkt liegt auf modernen Web-, App-, Server- und Cloud-Technologien — mit dem Ziel, skalierbare, robuste und wartbare Systeme zu entwerfen.</w:t>
       </w:r>
     </w:p>
     <w:p>
@@ -218,7 +218,7 @@
         <w:spacing w:after="120"/>
       </w:pPr>
       <w:r>
-        <w:t xml:space="preserve">Ich bringe Erfahrung in der Qualitätssicherung langlaufender Projekte mit — von Unit- über Integrations- bis zu End-to-End-Tests. Außerdem lege ich Wert auf sicherheitsrelevante Aspekte und deren nahtlose Automatisierung und Integration in den täglichen Entwicklungsprozess sowie in CI/CD-Pipelines.</w:t>
+        <w:t xml:space="preserve">Ich bringe Erfahrung in der Qualitätssicherung langlaufender Projekte mit — von Unit- über Integrations- bis zu End-to-End-Tests. Sicherheit gehe ich nach demselben Muster an: automatisierte Checks und Scans, integriert in den täglichen Entwicklungsprozess und die CI/CD-Pipelines.</w:t>
       </w:r>
     </w:p>
     <w:p>
@@ -226,15 +226,7 @@
         <w:spacing w:after="120"/>
       </w:pPr>
       <w:r>
-        <w:t xml:space="preserve">Mit einem starken Fokus auf kontinuierliches Lernen und Innovation halte ich mich bei aktuellen Tech-Trends und Best Practices auf dem Laufenden.</w:t>
-      </w:r>
-    </w:p>
-    <w:p>
-      <w:pPr>
-        <w:spacing w:after="120"/>
-      </w:pPr>
-      <w:r>
-        <w:t xml:space="preserve">Durch meine Arbeit in interdisziplinären Teams kann ich technische Entscheidungen klar kommunizieren und Umsetzungen souverän führen. Ich verbinde ausgeprägte analytische und Entscheidungsfähigkeiten mit guter Selbstorganisation und einer lösungsorientierten Arbeitsweise.</w:t>
+        <w:t xml:space="preserve">Ich arbeite gerne mit Menschen aus anderen Disziplinen — ich erkläre Technik ohne Insider-Sprache und übernehme Verantwortung für die Umsetzung.</w:t>
       </w:r>
     </w:p>
     <w:p>
@@ -261,7 +253,7 @@
         <w:spacing w:after="120"/>
       </w:pPr>
       <w:r>
-        <w:t xml:space="preserve">Deutsch (Muttersprache), Englisch (verhandlungssicher)</w:t>
+        <w:t xml:space="preserve">Deutsch (Muttersprache), Englisch (fließend)</w:t>
       </w:r>
     </w:p>
     <w:p>
@@ -288,7 +280,7 @@
         <w:spacing w:after="120"/>
       </w:pPr>
       <w:r>
-        <w:t xml:space="preserve">Ich suche Aufgaben in Web-, App- und Backend-Entwicklung — entweder eigenständig oder gemeinsam mit vertrauten Kollegen aus dem actyvyst-Umfeld. Auch Festanstellung oder Vollzeit kommen in Frage.</w:t>
+        <w:t xml:space="preserve">Ich suche Projekte in Web-, App- und Backend-Entwicklung — als Freelancer, im actyvyst-Team oder in Festanstellung.</w:t>
       </w:r>
     </w:p>
     <w:p>
@@ -383,7 +375,7 @@
         <w:spacing w:after="80"/>
       </w:pPr>
       <w:r>
-        <w:t xml:space="preserve">Scanly AI — Entwicklung und Betrieb einer Consumer-App für iOS und Android zum Erstellen von Inseraten. Ein Foto. Ein fertiges eBay-Inserat. Verkaufen und Geld verdienen. ScanlyAI erkennt deine Produkte, ermittelt den besten Preis und schreibt dein Inserat automatisch.</w:t>
+        <w:t xml:space="preserve">Scanly AI — Entwicklung und Betrieb einer Consumer-App für iOS und Android. Aus einem einzelnen Produktfoto erstellt die App ein fertiges eBay-Inserat — Produkterkennung, Preisermittlung und Beschreibung laufen automatisch.</w:t>
       </w:r>
     </w:p>
     <w:p>
@@ -397,7 +389,7 @@
         </w:rPr>
         <w:t xml:space="preserve">Links: </w:t>
       </w:r>
-      <w:hyperlink w:history="1" r:id="rIdaakxvlae6tkrnpico3yzd">
+      <w:hyperlink w:history="1" r:id="rIdwf38gfm5mhaqobjkyeeig">
         <w:r>
           <w:rPr>
             <w:rStyle w:val="Hyperlink"/>
@@ -409,7 +401,7 @@
       <w:r>
         <w:t xml:space="preserve">, </w:t>
       </w:r>
-      <w:hyperlink w:history="1" r:id="rId-dantgt3ogtmxsirv6sny">
+      <w:hyperlink w:history="1" r:id="rIdbjz7ejikh_xvh_w8nsrih">
         <w:r>
           <w:rPr>
             <w:rStyle w:val="Hyperlink"/>
@@ -421,7 +413,7 @@
       <w:r>
         <w:t xml:space="preserve">, </w:t>
       </w:r>
-      <w:hyperlink w:history="1" r:id="rIdivazwxv-fs2iwnjjkl114">
+      <w:hyperlink w:history="1" r:id="rIdo_wv4aeapanlkhihal9ly">
         <w:r>
           <w:rPr>
             <w:rStyle w:val="Hyperlink"/>
@@ -492,7 +484,7 @@
         <w:spacing w:after="80"/>
       </w:pPr>
       <w:r>
-        <w:t xml:space="preserve">Entwicklung einer neuen Version der „Escape Box“ iPad-App — ein interaktiver Game Master für ein Escape-Room-Erlebnis. Konzipiert als spielerisches Tool für Security-Awareness-Trainings, steuert die App das Spiel als Zeitnehmer und gibt über Multimedia und Animationen Hinweise, um die Spielenden durch die Herausforderungen zu führen.</w:t>
+        <w:t xml:space="preserve">Komplette Neuimplementierung der „Escape Box“ iPad-App von Grund auf. Der interaktive Game Master für Security-Awareness-Trainings steuert das Spiel als Zeitnehmer und gibt über Multimedia und Animationen Hinweise, um die Spielenden durch die Herausforderungen zu führen.</w:t>
       </w:r>
     </w:p>
     <w:p>
@@ -620,7 +612,7 @@
         <w:spacing w:after="80"/>
       </w:pPr>
       <w:r>
-        <w:t xml:space="preserve">Die App ermöglicht das Ablesen von Zählerständen (inkl. Kamera-Integration), liefert Verbrauchsprognosen und unterstützt die Optimierung der monatlichen Abschlagszahlungen. Ich habe die Backend-Systeme entwickelt, APIs integriert und die gesamte Infrastruktur aufgebaut.</w:t>
+        <w:t xml:space="preserve">Die App ermöglicht das Ablesen von Zählerständen (inkl. Kamera-Integration), liefert Verbrauchsprognosen und unterstützt die Optimierung der monatlichen Abschlagszahlungen. Ich habe die Backend-Systeme entwickelt, APIs integriert und die Infrastruktur aufgesetzt — Cloud, CI/CD und Kubernetes-Betrieb.</w:t>
       </w:r>
     </w:p>
     <w:p>
@@ -748,7 +740,7 @@
         <w:spacing w:after="80"/>
       </w:pPr>
       <w:r>
-        <w:t xml:space="preserve">Entwicklung der „Escape Box“ iPad-App, ein interaktiver Game Master für ein Escape-Room-Erlebnis. Konzipiert als spielerisches Tool für Security-Awareness-Trainings, koordiniert die App das Spiel als Zeitnehmer und liefert mit Multimedia und Animationen Hinweise, um die Spielenden durch die Herausforderungen zu führen.</w:t>
+        <w:t xml:space="preserve">Erste Version der „Escape Box“ iPad-App — ein interaktiver Game Master für ein Escape-Room-Erlebnis. Konzipiert als spielerisches Tool für Security-Awareness-Trainings, koordiniert die App das Spiel als Zeitnehmer und liefert mit Multimedia und Animationen Hinweise, um die Spielenden durch die Herausforderungen zu führen.</w:t>
       </w:r>
     </w:p>
     <w:p>
@@ -812,7 +804,7 @@
         <w:spacing w:after="80"/>
       </w:pPr>
       <w:r>
-        <w:t xml:space="preserve">Eintritt bei der actyvyst GmbH als Gesellschafter und Software Engineer.</w:t>
+        <w:t xml:space="preserve">Eintritt bei der actyvyst GmbH als Gesellschafter und Software Engineer — Beginn der Partnerschaft, über die alle oben genannten Projekte gelaufen sind.</w:t>
       </w:r>
     </w:p>
     <w:p>
@@ -861,7 +853,7 @@
         <w:spacing w:after="80"/>
       </w:pPr>
       <w:r>
-        <w:t xml:space="preserve">Freiberufliche Softwareprojekte unter dem Dach der actyvyst GmbH. Entwicklung eines Systems zur Buchung von Freizeitaktivitäten in Tourismusregionen. Das mehrsprachige und mandantenfähige System umfasst Apps für Android und iOS sowie eine Web-App für Endkundinnen und -kunden, eine Weboberfläche zur Verwaltung von Angeboten, Verfügbarkeiten und Preisen sowie eine White-Label-Funktionalität für Anbieter.</w:t>
+        <w:t xml:space="preserve">Freiberufliches Projekt unter dem Dach der actyvyst GmbH: Entwicklung eines Systems zur Buchung von Freizeitaktivitäten in Tourismusregionen. Das mehrsprachige und mandantenfähige System umfasst Apps für Android und iOS, eine Web-App für Endkundinnen und -kunden, eine Weboberfläche zur Verwaltung von Angeboten, Verfügbarkeiten und Preisen sowie eine White-Label-Funktionalität für Anbieter.</w:t>
       </w:r>
     </w:p>
     <w:p>
@@ -925,7 +917,7 @@
         <w:spacing w:after="80"/>
       </w:pPr>
       <w:r>
-        <w:t xml:space="preserve">Als Senior Developer habe ich die Softwareentwicklung im Bereich Internet Booking Engines für Reiseportale geleitet. Zu meinen Aufgaben gehörten Frontend- und Microservice-Entwicklung sowie maßgebliche Beiträge zum Aufbau der Infrastruktur. Ich habe Trunk-based Development eingeführt, Deployments automatisiert, CI/CD-Pipelines implementiert, Testautomatisierung standardisiert (Unit-, E2E- und Integrationstests) und Quality- und Security-Gates etabliert, um Softwarequalität und -sicherheit dauerhaft zu sichern.</w:t>
+        <w:t xml:space="preserve">Als Senior Developer habe ich die Engineering-Praktiken für Internet Booking Engines im Reiseportal-Bereich geprägt. Zu meinen Aufgaben gehörten Frontend- und Microservice-Entwicklung sowie maßgebliche Beiträge zum Aufbau der Infrastruktur. Ich habe Trunk-based Development eingeführt, Deployments automatisiert, CI/CD-Pipelines implementiert, Testautomatisierung standardisiert (Unit-, E2E- und Integrationstests) und Quality- und Security-Gates etabliert.</w:t>
       </w:r>
     </w:p>
     <w:p>
@@ -989,7 +981,7 @@
         <w:spacing w:after="80"/>
       </w:pPr>
       <w:r>
-        <w:t xml:space="preserve">In dieser Rolle habe ich am Standort Bonn bis zu 20 Mitarbeitende in der Softwareentwicklung geführt. Zusätzlich war ich IHK-zertifizierter Ausbilder für Fachinformatikerinnen und Fachinformatiker für Anwendungsentwicklung. Ich habe die Transformation des Unternehmens hin zu einer agilen Organisation geleitet und die Migration der Softwarelösungen in die Amadeus-Gruppe verantwortet. Ein Schwerpunkt war die Verantwortung für die Reisebürolösungen im DACH-Markt. Von 2010 bis 2014 war ich zudem maßgeblich an der Entwicklung und internationalen Einführung der „Trusted Reviews“-Plattform beteiligt, die verifizierte Hotelbewertungen von echten Reisenden bereitstellte.</w:t>
+        <w:t xml:space="preserve">Am Standort Bonn habe ich bis zu 20 Mitarbeitende in der Softwareentwicklung geführt — zusätzlich war ich IHK-zertifizierter Ausbilder für Fachinformatikerinnen und Fachinformatiker (Anwendungsentwicklung). Inhaltliche Schwerpunkte: Transformation des Unternehmens hin zu einer agilen Organisation, Migration der Softwarelösungen in die Amadeus-Gruppe sowie Verantwortung für die Reisebürolösungen im DACH-Markt. Von 2010 bis 2014 war ich zudem maßgeblich an Entwicklung und internationalem Rollout der „Trusted Reviews“-Plattform beteiligt — verifizierte Hotelbewertungen von echten Reisenden.</w:t>
       </w:r>
     </w:p>
     <w:p>
@@ -1038,7 +1030,7 @@
         <w:spacing w:after="80"/>
       </w:pPr>
       <w:r>
-        <w:t xml:space="preserve">In meiner ersten Position war ich Teil eines Start-ups, das sich auf die Digitalisierung von Marketingprozessen in der Reisebranche spezialisiert hatte. Wir entwickelten die Live-Pricing-Lösung „pixell Travel Suite“, die von großen Unternehmen wie Expedia, TUI, HRS, REWE und RCCL lizenziert wurde. Außerdem entwickelten wir die erste mobile App in Deutschland zur Buchung von Pauschalreisen, eingesetzt bei Expedia, TUI und Kuoni. Unsere Arbeit wurde mit dem Travel Technology Innovation Award und dem Travel Industry Club Award ausgezeichnet.</w:t>
+        <w:t xml:space="preserve">Mein Berufseinstieg in einem Start-up, das Marketingprozesse der Reisebranche digitalisierte; ich bin dort vom Entwickler zum Teamleiter aufgestiegen. Wir entwickelten die Live-Pricing-Lösung „pixell Travel Suite“, lizenziert von Unternehmen wie Expedia, TUI, HRS, REWE und RCCL. Außerdem die erste mobile App in Deutschland zur Buchung von Pauschalreisen, eingesetzt bei Expedia, TUI und Kuoni. Unsere Arbeit wurde mit dem Travel Technology Innovation Award und dem Travel Industry Club Award ausgezeichnet.</w:t>
       </w:r>
     </w:p>
     <w:p>
@@ -1087,7 +1079,7 @@
         <w:spacing w:after="80"/>
       </w:pPr>
       <w:r>
-        <w:t xml:space="preserve">Studium der Diplom-Informatik</w:t>
+        <w:t xml:space="preserve">Fünf Jahre Studium der Diplom-Informatik — solide Grundlagen in Theorie und praktischer Informatik.</w:t>
       </w:r>
     </w:p>
     <w:sectPr>
